--- a/static/zhijia/成交确认书模版3.docx
+++ b/static/zhijia/成交确认书模版3.docx
@@ -1199,7 +1199,7 @@
                 <w:sz w:val="16"/>
                 <w:szCs w:val="16"/>
               </w:rPr>
-              <w:t xml:space="preserve">       (For Account of  </w:t>
+              <w:t xml:space="preserve">       (For Account of </w:t>
             </w:r>
             <w:proofErr w:type="spellStart"/>
             <w:r>
@@ -2084,36 +2084,30 @@
                 <w:sz w:val="16"/>
                 <w:szCs w:val="16"/>
               </w:rPr>
-              <w:t>The undersigned Sellers and Buyers have agreed to close the following transactions according to the terms and com-</w:t>
-            </w:r>
-            <w:proofErr w:type="spellStart"/>
-            <w:r>
-              <w:rPr>
-                <w:rFonts w:hint="eastAsia"/>
-                <w:sz w:val="16"/>
-                <w:szCs w:val="16"/>
-              </w:rPr>
-              <w:t>ditions</w:t>
-            </w:r>
-            <w:proofErr w:type="spellEnd"/>
-            <w:r>
-              <w:rPr>
-                <w:rFonts w:hint="eastAsia"/>
-                <w:sz w:val="16"/>
-                <w:szCs w:val="16"/>
-              </w:rPr>
-              <w:t xml:space="preserve"> </w:t>
-            </w:r>
-            <w:proofErr w:type="spellStart"/>
-            <w:r>
-              <w:rPr>
-                <w:rFonts w:hint="eastAsia"/>
-                <w:sz w:val="16"/>
-                <w:szCs w:val="16"/>
-              </w:rPr>
-              <w:t>sipulated</w:t>
-            </w:r>
-            <w:proofErr w:type="spellEnd"/>
+              <w:t>The undersigned Sellers and Buyers have agreed to close the following transactions according to the terms and co</w:t>
+            </w:r>
+            <w:r>
+              <w:rPr>
+                <w:sz w:val="16"/>
+                <w:szCs w:val="16"/>
+              </w:rPr>
+              <w:t>n</w:t>
+            </w:r>
+            <w:r>
+              <w:rPr>
+                <w:rFonts w:hint="eastAsia"/>
+                <w:sz w:val="16"/>
+                <w:szCs w:val="16"/>
+              </w:rPr>
+              <w:t xml:space="preserve">ditions </w:t>
+            </w:r>
+            <w:r>
+              <w:rPr>
+                <w:sz w:val="16"/>
+                <w:szCs w:val="16"/>
+              </w:rPr>
+              <w:t>stipulated</w:t>
+            </w:r>
             <w:r>
               <w:rPr>
                 <w:rFonts w:hint="eastAsia"/>
@@ -2622,18 +2616,15 @@
               </w:rPr>
               <w:t xml:space="preserve">Time of </w:t>
             </w:r>
-            <w:proofErr w:type="spellStart"/>
-            <w:r>
-              <w:rPr>
-                <w:rFonts w:hint="eastAsia"/>
-                <w:b/>
-                <w:bCs/>
-                <w:sz w:val="16"/>
-                <w:szCs w:val="16"/>
-              </w:rPr>
-              <w:t>Shipmet</w:t>
-            </w:r>
-            <w:proofErr w:type="spellEnd"/>
+            <w:r>
+              <w:rPr>
+                <w:b/>
+                <w:bCs/>
+                <w:sz w:val="16"/>
+                <w:szCs w:val="16"/>
+              </w:rPr>
+              <w:t>Shipment</w:t>
+            </w:r>
           </w:p>
         </w:tc>
       </w:tr>
@@ -3546,7 +3537,6 @@
             <w:pPr>
               <w:jc w:val="left"/>
               <w:rPr>
-                <w:rFonts w:hint="eastAsia"/>
                 <w:b/>
                 <w:bCs/>
                 <w:sz w:val="16"/>
@@ -6093,6 +6083,7 @@
           </w:tcPr>
           <w:p>
             <w:pPr>
+              <w:ind w:firstLineChars="150" w:firstLine="245"/>
               <w:rPr>
                 <w:b/>
                 <w:bCs/>
@@ -6823,16 +6814,13 @@
         </w:rPr>
         <w:t xml:space="preserve">The buyers shall open irrevocable L/C, available by </w:t>
       </w:r>
-      <w:proofErr w:type="spellStart"/>
-      <w:r>
-        <w:rPr>
-          <w:rFonts w:hint="eastAsia"/>
-          <w:sz w:val="16"/>
-          <w:szCs w:val="16"/>
-        </w:rPr>
-        <w:t>draf</w:t>
-      </w:r>
-      <w:proofErr w:type="spellEnd"/>
+      <w:r>
+        <w:rPr>
+          <w:sz w:val="16"/>
+          <w:szCs w:val="16"/>
+        </w:rPr>
+        <w:t>draft</w:t>
+      </w:r>
       <w:r>
         <w:rPr>
           <w:rFonts w:hint="eastAsia"/>
@@ -6951,54 +6939,105 @@
           <w:sz w:val="16"/>
           <w:szCs w:val="16"/>
         </w:rPr>
+        <w:t xml:space="preserve"> of</w:t>
+      </w:r>
+      <w:r>
+        <w:rPr>
+          <w:sz w:val="16"/>
+          <w:szCs w:val="16"/>
+        </w:rPr>
+        <w:t xml:space="preserve">     </w:t>
+      </w:r>
+      <w:r>
+        <w:rPr>
+          <w:rFonts w:hint="eastAsia"/>
+          <w:sz w:val="16"/>
+          <w:szCs w:val="16"/>
+        </w:rPr>
+        <w:t>and</w:t>
+      </w:r>
+      <w:r>
+        <w:rPr>
+          <w:sz w:val="16"/>
+          <w:szCs w:val="16"/>
+        </w:rPr>
         <w:t xml:space="preserve"> </w:t>
       </w:r>
-      <w:proofErr w:type="spellStart"/>
-      <w:r>
-        <w:rPr>
-          <w:rFonts w:hint="eastAsia"/>
-          <w:sz w:val="16"/>
-          <w:szCs w:val="16"/>
-        </w:rPr>
-        <w:t>ofand</w:t>
-      </w:r>
-      <w:proofErr w:type="spellEnd"/>
-      <w:r>
-        <w:rPr>
-          <w:rFonts w:hint="eastAsia"/>
-          <w:sz w:val="16"/>
-          <w:szCs w:val="16"/>
-        </w:rPr>
-        <w:t xml:space="preserve"> to and </w:t>
-      </w:r>
-      <w:proofErr w:type="spellStart"/>
-      <w:r>
-        <w:rPr>
-          <w:rFonts w:hint="eastAsia"/>
-          <w:sz w:val="16"/>
-          <w:szCs w:val="16"/>
-        </w:rPr>
-        <w:t>toreach</w:t>
-      </w:r>
-      <w:proofErr w:type="spellEnd"/>
-      <w:r>
-        <w:rPr>
-          <w:rFonts w:hint="eastAsia"/>
-          <w:sz w:val="16"/>
-          <w:szCs w:val="16"/>
-        </w:rPr>
-        <w:t xml:space="preserve"> the Sellers            days </w:t>
-      </w:r>
-      <w:proofErr w:type="spellStart"/>
-      <w:r>
-        <w:rPr>
-          <w:rFonts w:hint="eastAsia"/>
-          <w:sz w:val="16"/>
-          <w:szCs w:val="16"/>
-        </w:rPr>
-        <w:t>befor</w:t>
-      </w:r>
-      <w:proofErr w:type="spellEnd"/>
+      <w:r>
+        <w:rPr>
+          <w:rFonts w:hint="eastAsia"/>
+          <w:sz w:val="16"/>
+          <w:szCs w:val="16"/>
+        </w:rPr>
+        <w:t>to</w:t>
+      </w:r>
+      <w:r>
+        <w:rPr>
+          <w:sz w:val="16"/>
+          <w:szCs w:val="16"/>
+        </w:rPr>
+        <w:t xml:space="preserve"> </w:t>
+      </w:r>
+      <w:r>
+        <w:rPr>
+          <w:rFonts w:hint="eastAsia"/>
+          <w:sz w:val="16"/>
+          <w:szCs w:val="16"/>
+        </w:rPr>
+        <w:t>and</w:t>
+      </w:r>
+      <w:r>
+        <w:rPr>
+          <w:sz w:val="16"/>
+          <w:szCs w:val="16"/>
+        </w:rPr>
+        <w:t xml:space="preserve"> </w:t>
+      </w:r>
+      <w:r>
+        <w:rPr>
+          <w:rFonts w:hint="eastAsia"/>
+          <w:sz w:val="16"/>
+          <w:szCs w:val="16"/>
+        </w:rPr>
+        <w:t>to</w:t>
+      </w:r>
+      <w:r>
+        <w:rPr>
+          <w:sz w:val="16"/>
+          <w:szCs w:val="16"/>
+        </w:rPr>
+        <w:t xml:space="preserve"> </w:t>
+      </w:r>
+      <w:r>
+        <w:rPr>
+          <w:rFonts w:hint="eastAsia"/>
+          <w:sz w:val="16"/>
+          <w:szCs w:val="16"/>
+        </w:rPr>
+        <w:t xml:space="preserve">reach the Sellers          </w:t>
+      </w:r>
+      <w:r>
+        <w:rPr>
+          <w:sz w:val="16"/>
+          <w:szCs w:val="16"/>
+        </w:rPr>
+        <w:t xml:space="preserve">   </w:t>
+      </w:r>
+      <w:r>
+        <w:rPr>
+          <w:rFonts w:hint="eastAsia"/>
+          <w:sz w:val="16"/>
+          <w:szCs w:val="16"/>
+        </w:rPr>
+        <w:t xml:space="preserve">days </w:t>
+      </w:r>
+      <w:r>
+        <w:rPr>
+          <w:sz w:val="16"/>
+          <w:szCs w:val="16"/>
+        </w:rPr>
+        <w:t>before</w:t>
+      </w:r>
       <w:r>
         <w:rPr>
           <w:rFonts w:hint="eastAsia"/>
@@ -7099,25 +7138,22 @@
           <w:sz w:val="16"/>
           <w:szCs w:val="16"/>
         </w:rPr>
-        <w:t xml:space="preserve">                 of </w:t>
-      </w:r>
-      <w:proofErr w:type="spellStart"/>
-      <w:r>
-        <w:rPr>
-          <w:rFonts w:hint="eastAsia"/>
-          <w:sz w:val="16"/>
-          <w:szCs w:val="16"/>
-        </w:rPr>
-        <w:t>shipment.The</w:t>
-      </w:r>
-      <w:proofErr w:type="spellEnd"/>
-      <w:r>
-        <w:rPr>
-          <w:rFonts w:hint="eastAsia"/>
-          <w:sz w:val="16"/>
-          <w:szCs w:val="16"/>
-        </w:rPr>
-        <w:t xml:space="preserve"> L/C shall stipulate</w:t>
+        <w:t xml:space="preserve">                 of shipment.</w:t>
+      </w:r>
+      <w:r>
+        <w:rPr>
+          <w:sz w:val="16"/>
+          <w:szCs w:val="16"/>
+        </w:rPr>
+        <w:t xml:space="preserve"> </w:t>
+      </w:r>
+      <w:r>
+        <w:rPr>
+          <w:rFonts w:hint="eastAsia"/>
+          <w:sz w:val="16"/>
+          <w:szCs w:val="16"/>
+        </w:rPr>
+        <w:t>The L/C shall stipulate</w:t>
       </w:r>
       <w:r>
         <w:rPr>
@@ -7133,7 +7169,22 @@
           <w:sz w:val="16"/>
           <w:szCs w:val="16"/>
         </w:rPr>
-        <w:t xml:space="preserve">            %more or less in amount and</w:t>
+        <w:t xml:space="preserve">            </w:t>
+      </w:r>
+      <w:r>
+        <w:rPr>
+          <w:sz w:val="16"/>
+          <w:szCs w:val="16"/>
+        </w:rPr>
+        <w:t xml:space="preserve">       </w:t>
+      </w:r>
+      <w:r>
+        <w:rPr>
+          <w:rFonts w:hint="eastAsia"/>
+          <w:sz w:val="16"/>
+          <w:szCs w:val="16"/>
+        </w:rPr>
+        <w:t>%more or less in amount and</w:t>
       </w:r>
     </w:p>
     <w:p>
@@ -7233,16 +7284,13 @@
         </w:rPr>
         <w:t xml:space="preserve">                 quantity is allowed, valid for </w:t>
       </w:r>
-      <w:proofErr w:type="spellStart"/>
-      <w:r>
-        <w:rPr>
-          <w:rFonts w:hint="eastAsia"/>
-          <w:sz w:val="16"/>
-          <w:szCs w:val="16"/>
-        </w:rPr>
-        <w:t>megotiatiom</w:t>
-      </w:r>
-      <w:proofErr w:type="spellEnd"/>
+      <w:r>
+        <w:rPr>
+          <w:sz w:val="16"/>
+          <w:szCs w:val="16"/>
+        </w:rPr>
+        <w:t>negotiation</w:t>
+      </w:r>
       <w:r>
         <w:rPr>
           <w:rFonts w:hint="eastAsia"/>
@@ -7292,25 +7340,7 @@
           <w:sz w:val="16"/>
           <w:szCs w:val="16"/>
         </w:rPr>
-        <w:t>-</w:t>
-      </w:r>
-      <w:proofErr w:type="spellStart"/>
-      <w:r>
-        <w:rPr>
-          <w:rFonts w:hint="eastAsia"/>
-          <w:sz w:val="16"/>
-          <w:szCs w:val="16"/>
-        </w:rPr>
-        <w:t>ment</w:t>
-      </w:r>
-      <w:proofErr w:type="spellEnd"/>
-      <w:r>
-        <w:rPr>
-          <w:rFonts w:hint="eastAsia"/>
-          <w:sz w:val="16"/>
-          <w:szCs w:val="16"/>
-        </w:rPr>
-        <w:t xml:space="preserve"> allowed.</w:t>
+        <w:t>ment allowed.</w:t>
       </w:r>
     </w:p>
     <w:p>
@@ -7585,25 +7615,22 @@
           <w:sz w:val="16"/>
           <w:szCs w:val="16"/>
         </w:rPr>
-        <w:t xml:space="preserve">According </w:t>
-      </w:r>
-      <w:proofErr w:type="spellStart"/>
-      <w:r>
-        <w:rPr>
-          <w:rFonts w:hint="eastAsia"/>
-          <w:sz w:val="16"/>
-          <w:szCs w:val="16"/>
-        </w:rPr>
-        <w:t>toSellers</w:t>
-      </w:r>
-      <w:proofErr w:type="spellEnd"/>
-      <w:r>
-        <w:rPr>
-          <w:rFonts w:hint="eastAsia"/>
-          <w:sz w:val="16"/>
-          <w:szCs w:val="16"/>
-        </w:rPr>
-        <w:t xml:space="preserve"> usual export Packing.</w:t>
+        <w:t>According to</w:t>
+      </w:r>
+      <w:r>
+        <w:rPr>
+          <w:sz w:val="16"/>
+          <w:szCs w:val="16"/>
+        </w:rPr>
+        <w:t xml:space="preserve"> </w:t>
+      </w:r>
+      <w:r>
+        <w:rPr>
+          <w:rFonts w:hint="eastAsia"/>
+          <w:sz w:val="16"/>
+          <w:szCs w:val="16"/>
+        </w:rPr>
+        <w:t>Sellers usual export Packing.</w:t>
       </w:r>
     </w:p>
     <w:p>

--- a/static/zhijia/成交确认书模版3.docx
+++ b/static/zhijia/成交确认书模版3.docx
@@ -2655,7 +2655,7 @@
           </w:tcPr>
           <w:p>
             <w:pPr>
-              <w:jc w:val="left"/>
+              <w:jc w:val="center"/>
               <w:rPr>
                 <w:b/>
                 <w:bCs/>
@@ -2685,7 +2685,7 @@
           </w:p>
           <w:p>
             <w:pPr>
-              <w:jc w:val="left"/>
+              <w:jc w:val="center"/>
               <w:rPr>
                 <w:b/>
                 <w:bCs/>
@@ -2705,7 +2705,7 @@
           </w:p>
           <w:p>
             <w:pPr>
-              <w:jc w:val="left"/>
+              <w:jc w:val="center"/>
               <w:rPr>
                 <w:b/>
                 <w:bCs/>
@@ -2725,7 +2725,7 @@
           </w:p>
           <w:p>
             <w:pPr>
-              <w:jc w:val="left"/>
+              <w:jc w:val="center"/>
               <w:rPr>
                 <w:b/>
                 <w:bCs/>
@@ -2755,7 +2755,7 @@
           </w:p>
           <w:p>
             <w:pPr>
-              <w:jc w:val="left"/>
+              <w:jc w:val="center"/>
               <w:rPr>
                 <w:b/>
                 <w:bCs/>
@@ -2785,7 +2785,7 @@
           </w:p>
           <w:p>
             <w:pPr>
-              <w:jc w:val="left"/>
+              <w:jc w:val="center"/>
               <w:rPr>
                 <w:b/>
                 <w:bCs/>
@@ -2815,7 +2815,7 @@
           </w:p>
           <w:p>
             <w:pPr>
-              <w:jc w:val="left"/>
+              <w:jc w:val="center"/>
               <w:rPr>
                 <w:b/>
                 <w:bCs/>
@@ -2845,7 +2845,7 @@
           </w:p>
           <w:p>
             <w:pPr>
-              <w:jc w:val="left"/>
+              <w:jc w:val="center"/>
               <w:rPr>
                 <w:b/>
                 <w:bCs/>
@@ -2875,7 +2875,7 @@
           </w:p>
           <w:p>
             <w:pPr>
-              <w:jc w:val="left"/>
+              <w:jc w:val="center"/>
               <w:rPr>
                 <w:b/>
                 <w:bCs/>
@@ -2905,7 +2905,7 @@
           </w:p>
           <w:p>
             <w:pPr>
-              <w:jc w:val="left"/>
+              <w:jc w:val="center"/>
               <w:rPr>
                 <w:b/>
                 <w:bCs/>
@@ -2935,7 +2935,7 @@
           </w:p>
           <w:p>
             <w:pPr>
-              <w:jc w:val="left"/>
+              <w:jc w:val="center"/>
               <w:rPr>
                 <w:b/>
                 <w:bCs/>
@@ -2965,7 +2965,7 @@
           </w:p>
           <w:p>
             <w:pPr>
-              <w:jc w:val="left"/>
+              <w:jc w:val="center"/>
               <w:rPr>
                 <w:b/>
                 <w:bCs/>
@@ -2995,7 +2995,7 @@
           </w:p>
           <w:p>
             <w:pPr>
-              <w:jc w:val="left"/>
+              <w:jc w:val="center"/>
               <w:rPr>
                 <w:b/>
                 <w:bCs/>
@@ -3025,7 +3025,7 @@
           </w:p>
           <w:p>
             <w:pPr>
-              <w:jc w:val="left"/>
+              <w:jc w:val="center"/>
               <w:rPr>
                 <w:b/>
                 <w:bCs/>
@@ -3055,7 +3055,7 @@
           </w:p>
           <w:p>
             <w:pPr>
-              <w:jc w:val="left"/>
+              <w:jc w:val="center"/>
               <w:rPr>
                 <w:b/>
                 <w:bCs/>
@@ -3085,7 +3085,7 @@
           </w:p>
           <w:p>
             <w:pPr>
-              <w:jc w:val="left"/>
+              <w:jc w:val="center"/>
               <w:rPr>
                 <w:b/>
                 <w:bCs/>
@@ -3115,7 +3115,7 @@
           </w:p>
           <w:p>
             <w:pPr>
-              <w:jc w:val="left"/>
+              <w:jc w:val="center"/>
               <w:rPr>
                 <w:b/>
                 <w:bCs/>
@@ -3145,7 +3145,7 @@
           </w:p>
           <w:p>
             <w:pPr>
-              <w:jc w:val="left"/>
+              <w:jc w:val="center"/>
               <w:rPr>
                 <w:b/>
                 <w:bCs/>
@@ -3175,7 +3175,7 @@
           </w:p>
           <w:p>
             <w:pPr>
-              <w:jc w:val="left"/>
+              <w:jc w:val="center"/>
               <w:rPr>
                 <w:b/>
                 <w:bCs/>
@@ -3205,7 +3205,7 @@
           </w:p>
           <w:p>
             <w:pPr>
-              <w:jc w:val="left"/>
+              <w:jc w:val="center"/>
               <w:rPr>
                 <w:b/>
                 <w:bCs/>
@@ -3235,7 +3235,7 @@
           </w:p>
           <w:p>
             <w:pPr>
-              <w:jc w:val="left"/>
+              <w:jc w:val="center"/>
               <w:rPr>
                 <w:b/>
                 <w:bCs/>
@@ -3265,7 +3265,7 @@
           </w:p>
           <w:p>
             <w:pPr>
-              <w:jc w:val="left"/>
+              <w:jc w:val="center"/>
               <w:rPr>
                 <w:b/>
                 <w:bCs/>
@@ -3295,7 +3295,7 @@
           </w:p>
           <w:p>
             <w:pPr>
-              <w:jc w:val="left"/>
+              <w:jc w:val="center"/>
               <w:rPr>
                 <w:b/>
                 <w:bCs/>
@@ -3325,7 +3325,7 @@
           </w:p>
           <w:p>
             <w:pPr>
-              <w:jc w:val="left"/>
+              <w:jc w:val="center"/>
               <w:rPr>
                 <w:b/>
                 <w:bCs/>
@@ -3355,7 +3355,7 @@
           </w:p>
           <w:p>
             <w:pPr>
-              <w:jc w:val="left"/>
+              <w:jc w:val="center"/>
               <w:rPr>
                 <w:b/>
                 <w:bCs/>
@@ -3385,7 +3385,7 @@
           </w:p>
           <w:p>
             <w:pPr>
-              <w:jc w:val="left"/>
+              <w:jc w:val="center"/>
               <w:rPr>
                 <w:b/>
                 <w:bCs/>
@@ -3415,7 +3415,7 @@
           </w:p>
           <w:p>
             <w:pPr>
-              <w:jc w:val="left"/>
+              <w:jc w:val="center"/>
               <w:rPr>
                 <w:b/>
                 <w:bCs/>
@@ -3445,7 +3445,7 @@
           </w:p>
           <w:p>
             <w:pPr>
-              <w:jc w:val="left"/>
+              <w:jc w:val="center"/>
               <w:rPr>
                 <w:b/>
                 <w:bCs/>
@@ -3475,7 +3475,7 @@
           </w:p>
           <w:p>
             <w:pPr>
-              <w:jc w:val="left"/>
+              <w:jc w:val="center"/>
               <w:rPr>
                 <w:b/>
                 <w:bCs/>
@@ -3505,7 +3505,7 @@
           </w:p>
           <w:p>
             <w:pPr>
-              <w:jc w:val="left"/>
+              <w:jc w:val="center"/>
               <w:rPr>
                 <w:b/>
                 <w:bCs/>
@@ -3535,7 +3535,7 @@
           </w:p>
           <w:p>
             <w:pPr>
-              <w:jc w:val="left"/>
+              <w:jc w:val="center"/>
               <w:rPr>
                 <w:b/>
                 <w:bCs/>
@@ -4193,6 +4193,7 @@
           </w:tcPr>
           <w:p>
             <w:pPr>
+              <w:jc w:val="center"/>
               <w:rPr>
                 <w:b/>
                 <w:bCs/>
@@ -4213,6 +4214,7 @@
           </w:p>
           <w:p>
             <w:pPr>
+              <w:jc w:val="center"/>
               <w:rPr>
                 <w:b/>
                 <w:bCs/>
@@ -4233,6 +4235,7 @@
           </w:p>
           <w:p>
             <w:pPr>
+              <w:jc w:val="center"/>
               <w:rPr>
                 <w:b/>
                 <w:bCs/>
@@ -4253,6 +4256,7 @@
           </w:p>
           <w:p>
             <w:pPr>
+              <w:jc w:val="center"/>
               <w:rPr>
                 <w:b/>
                 <w:bCs/>
@@ -4273,6 +4277,7 @@
           </w:p>
           <w:p>
             <w:pPr>
+              <w:jc w:val="center"/>
               <w:rPr>
                 <w:b/>
                 <w:bCs/>
@@ -4293,6 +4298,7 @@
           </w:p>
           <w:p>
             <w:pPr>
+              <w:jc w:val="center"/>
               <w:rPr>
                 <w:b/>
                 <w:bCs/>
@@ -4313,6 +4319,7 @@
           </w:p>
           <w:p>
             <w:pPr>
+              <w:jc w:val="center"/>
               <w:rPr>
                 <w:b/>
                 <w:bCs/>
@@ -4333,6 +4340,7 @@
           </w:p>
           <w:p>
             <w:pPr>
+              <w:jc w:val="center"/>
               <w:rPr>
                 <w:b/>
                 <w:bCs/>
@@ -4353,6 +4361,7 @@
           </w:p>
           <w:p>
             <w:pPr>
+              <w:jc w:val="center"/>
               <w:rPr>
                 <w:b/>
                 <w:bCs/>
@@ -4373,6 +4382,7 @@
           </w:p>
           <w:p>
             <w:pPr>
+              <w:jc w:val="center"/>
               <w:rPr>
                 <w:b/>
                 <w:bCs/>
@@ -4393,6 +4403,7 @@
           </w:p>
           <w:p>
             <w:pPr>
+              <w:jc w:val="center"/>
               <w:rPr>
                 <w:b/>
                 <w:bCs/>
@@ -4413,6 +4424,7 @@
           </w:p>
           <w:p>
             <w:pPr>
+              <w:jc w:val="center"/>
               <w:rPr>
                 <w:b/>
                 <w:bCs/>
@@ -4433,6 +4445,7 @@
           </w:p>
           <w:p>
             <w:pPr>
+              <w:jc w:val="center"/>
               <w:rPr>
                 <w:b/>
                 <w:bCs/>
@@ -4453,6 +4466,7 @@
           </w:p>
           <w:p>
             <w:pPr>
+              <w:jc w:val="center"/>
               <w:rPr>
                 <w:b/>
                 <w:bCs/>
@@ -4473,6 +4487,7 @@
           </w:p>
           <w:p>
             <w:pPr>
+              <w:jc w:val="center"/>
               <w:rPr>
                 <w:b/>
                 <w:bCs/>
@@ -4493,6 +4508,7 @@
           </w:p>
           <w:p>
             <w:pPr>
+              <w:jc w:val="center"/>
               <w:rPr>
                 <w:b/>
                 <w:bCs/>
@@ -4513,6 +4529,7 @@
           </w:p>
           <w:p>
             <w:pPr>
+              <w:jc w:val="center"/>
               <w:rPr>
                 <w:b/>
                 <w:bCs/>
@@ -4533,6 +4550,7 @@
           </w:p>
           <w:p>
             <w:pPr>
+              <w:jc w:val="center"/>
               <w:rPr>
                 <w:b/>
                 <w:bCs/>
@@ -4553,6 +4571,7 @@
           </w:p>
           <w:p>
             <w:pPr>
+              <w:jc w:val="center"/>
               <w:rPr>
                 <w:b/>
                 <w:bCs/>
@@ -4573,6 +4592,7 @@
           </w:p>
           <w:p>
             <w:pPr>
+              <w:jc w:val="center"/>
               <w:rPr>
                 <w:b/>
                 <w:bCs/>
@@ -4593,6 +4613,7 @@
           </w:p>
           <w:p>
             <w:pPr>
+              <w:jc w:val="center"/>
               <w:rPr>
                 <w:b/>
                 <w:bCs/>
@@ -4613,6 +4634,7 @@
           </w:p>
           <w:p>
             <w:pPr>
+              <w:jc w:val="center"/>
               <w:rPr>
                 <w:b/>
                 <w:bCs/>
@@ -4633,6 +4655,7 @@
           </w:p>
           <w:p>
             <w:pPr>
+              <w:jc w:val="center"/>
               <w:rPr>
                 <w:b/>
                 <w:bCs/>
@@ -4653,6 +4676,7 @@
           </w:p>
           <w:p>
             <w:pPr>
+              <w:jc w:val="center"/>
               <w:rPr>
                 <w:b/>
                 <w:bCs/>
@@ -4673,6 +4697,7 @@
           </w:p>
           <w:p>
             <w:pPr>
+              <w:jc w:val="center"/>
               <w:rPr>
                 <w:b/>
                 <w:bCs/>
@@ -4693,6 +4718,7 @@
           </w:p>
           <w:p>
             <w:pPr>
+              <w:jc w:val="center"/>
               <w:rPr>
                 <w:b/>
                 <w:bCs/>
@@ -4713,6 +4739,7 @@
           </w:p>
           <w:p>
             <w:pPr>
+              <w:jc w:val="center"/>
               <w:rPr>
                 <w:b/>
                 <w:bCs/>
@@ -4733,6 +4760,7 @@
           </w:p>
           <w:p>
             <w:pPr>
+              <w:jc w:val="center"/>
               <w:rPr>
                 <w:b/>
                 <w:bCs/>
@@ -4753,6 +4781,7 @@
           </w:p>
           <w:p>
             <w:pPr>
+              <w:jc w:val="center"/>
               <w:rPr>
                 <w:b/>
                 <w:bCs/>
@@ -4773,6 +4802,7 @@
           </w:p>
           <w:p>
             <w:pPr>
+              <w:jc w:val="center"/>
               <w:rPr>
                 <w:b/>
                 <w:bCs/>
@@ -4802,216 +4832,227 @@
           <w:p>
             <w:pPr>
               <w:ind w:firstLineChars="98" w:firstLine="160"/>
-              <w:rPr>
-                <w:b/>
-                <w:bCs/>
-                <w:sz w:val="16"/>
-                <w:szCs w:val="16"/>
-              </w:rPr>
-            </w:pPr>
-            <w:r>
-              <w:rPr>
-                <w:rFonts w:hint="eastAsia"/>
-                <w:b/>
-                <w:bCs/>
-                <w:sz w:val="16"/>
-                <w:szCs w:val="16"/>
-              </w:rPr>
-              <w:t xml:space="preserve">UnitPrice1 </w:t>
+              <w:jc w:val="center"/>
+              <w:rPr>
+                <w:b/>
+                <w:bCs/>
+                <w:sz w:val="16"/>
+                <w:szCs w:val="16"/>
+              </w:rPr>
+            </w:pPr>
+            <w:r>
+              <w:rPr>
+                <w:rFonts w:hint="eastAsia"/>
+                <w:b/>
+                <w:bCs/>
+                <w:sz w:val="16"/>
+                <w:szCs w:val="16"/>
+              </w:rPr>
+              <w:t>UnitPrice1</w:t>
             </w:r>
           </w:p>
           <w:p>
             <w:pPr>
               <w:ind w:firstLineChars="98" w:firstLine="160"/>
-              <w:rPr>
-                <w:b/>
-                <w:bCs/>
-                <w:sz w:val="16"/>
-                <w:szCs w:val="16"/>
-              </w:rPr>
-            </w:pPr>
-            <w:r>
-              <w:rPr>
-                <w:rFonts w:hint="eastAsia"/>
-                <w:b/>
-                <w:bCs/>
-                <w:sz w:val="16"/>
-                <w:szCs w:val="16"/>
-              </w:rPr>
-              <w:t xml:space="preserve">UnitPrice2 </w:t>
+              <w:jc w:val="center"/>
+              <w:rPr>
+                <w:b/>
+                <w:bCs/>
+                <w:sz w:val="16"/>
+                <w:szCs w:val="16"/>
+              </w:rPr>
+            </w:pPr>
+            <w:r>
+              <w:rPr>
+                <w:rFonts w:hint="eastAsia"/>
+                <w:b/>
+                <w:bCs/>
+                <w:sz w:val="16"/>
+                <w:szCs w:val="16"/>
+              </w:rPr>
+              <w:t>UnitPrice2</w:t>
             </w:r>
           </w:p>
           <w:p>
             <w:pPr>
               <w:ind w:firstLineChars="98" w:firstLine="160"/>
-              <w:rPr>
-                <w:b/>
-                <w:bCs/>
-                <w:sz w:val="16"/>
-                <w:szCs w:val="16"/>
-              </w:rPr>
-            </w:pPr>
-            <w:r>
-              <w:rPr>
-                <w:rFonts w:hint="eastAsia"/>
-                <w:b/>
-                <w:bCs/>
-                <w:sz w:val="16"/>
-                <w:szCs w:val="16"/>
-              </w:rPr>
-              <w:t xml:space="preserve">UnitPrice3 </w:t>
+              <w:jc w:val="center"/>
+              <w:rPr>
+                <w:b/>
+                <w:bCs/>
+                <w:sz w:val="16"/>
+                <w:szCs w:val="16"/>
+              </w:rPr>
+            </w:pPr>
+            <w:r>
+              <w:rPr>
+                <w:rFonts w:hint="eastAsia"/>
+                <w:b/>
+                <w:bCs/>
+                <w:sz w:val="16"/>
+                <w:szCs w:val="16"/>
+              </w:rPr>
+              <w:t>UnitPrice3</w:t>
             </w:r>
           </w:p>
           <w:p>
             <w:pPr>
               <w:ind w:firstLineChars="98" w:firstLine="160"/>
-              <w:rPr>
-                <w:b/>
-                <w:bCs/>
-                <w:sz w:val="16"/>
-                <w:szCs w:val="16"/>
-              </w:rPr>
-            </w:pPr>
-            <w:r>
-              <w:rPr>
-                <w:rFonts w:hint="eastAsia"/>
-                <w:b/>
-                <w:bCs/>
-                <w:sz w:val="16"/>
-                <w:szCs w:val="16"/>
-              </w:rPr>
-              <w:t xml:space="preserve">UnitPrice4 </w:t>
+              <w:jc w:val="center"/>
+              <w:rPr>
+                <w:b/>
+                <w:bCs/>
+                <w:sz w:val="16"/>
+                <w:szCs w:val="16"/>
+              </w:rPr>
+            </w:pPr>
+            <w:r>
+              <w:rPr>
+                <w:rFonts w:hint="eastAsia"/>
+                <w:b/>
+                <w:bCs/>
+                <w:sz w:val="16"/>
+                <w:szCs w:val="16"/>
+              </w:rPr>
+              <w:t>UnitPrice4</w:t>
             </w:r>
           </w:p>
           <w:p>
             <w:pPr>
               <w:ind w:firstLineChars="98" w:firstLine="160"/>
-              <w:rPr>
-                <w:b/>
-                <w:bCs/>
-                <w:sz w:val="16"/>
-                <w:szCs w:val="16"/>
-              </w:rPr>
-            </w:pPr>
-            <w:r>
-              <w:rPr>
-                <w:rFonts w:hint="eastAsia"/>
-                <w:b/>
-                <w:bCs/>
-                <w:sz w:val="16"/>
-                <w:szCs w:val="16"/>
-              </w:rPr>
-              <w:t xml:space="preserve">UnitPrice5 </w:t>
+              <w:jc w:val="center"/>
+              <w:rPr>
+                <w:b/>
+                <w:bCs/>
+                <w:sz w:val="16"/>
+                <w:szCs w:val="16"/>
+              </w:rPr>
+            </w:pPr>
+            <w:r>
+              <w:rPr>
+                <w:rFonts w:hint="eastAsia"/>
+                <w:b/>
+                <w:bCs/>
+                <w:sz w:val="16"/>
+                <w:szCs w:val="16"/>
+              </w:rPr>
+              <w:t>UnitPrice5</w:t>
             </w:r>
           </w:p>
           <w:p>
             <w:pPr>
               <w:ind w:firstLineChars="98" w:firstLine="160"/>
-              <w:rPr>
-                <w:b/>
-                <w:bCs/>
-                <w:sz w:val="16"/>
-                <w:szCs w:val="16"/>
-              </w:rPr>
-            </w:pPr>
-            <w:r>
-              <w:rPr>
-                <w:rFonts w:hint="eastAsia"/>
-                <w:b/>
-                <w:bCs/>
-                <w:sz w:val="16"/>
-                <w:szCs w:val="16"/>
-              </w:rPr>
-              <w:t xml:space="preserve">UnitPrice6 </w:t>
+              <w:jc w:val="center"/>
+              <w:rPr>
+                <w:b/>
+                <w:bCs/>
+                <w:sz w:val="16"/>
+                <w:szCs w:val="16"/>
+              </w:rPr>
+            </w:pPr>
+            <w:r>
+              <w:rPr>
+                <w:rFonts w:hint="eastAsia"/>
+                <w:b/>
+                <w:bCs/>
+                <w:sz w:val="16"/>
+                <w:szCs w:val="16"/>
+              </w:rPr>
+              <w:t>UnitPrice6</w:t>
             </w:r>
           </w:p>
           <w:p>
             <w:pPr>
               <w:ind w:firstLineChars="98" w:firstLine="160"/>
-              <w:rPr>
-                <w:b/>
-                <w:bCs/>
-                <w:sz w:val="16"/>
-                <w:szCs w:val="16"/>
-              </w:rPr>
-            </w:pPr>
-            <w:r>
-              <w:rPr>
-                <w:rFonts w:hint="eastAsia"/>
-                <w:b/>
-                <w:bCs/>
-                <w:sz w:val="16"/>
-                <w:szCs w:val="16"/>
-              </w:rPr>
-              <w:t xml:space="preserve">UnitPrice7 </w:t>
+              <w:jc w:val="center"/>
+              <w:rPr>
+                <w:b/>
+                <w:bCs/>
+                <w:sz w:val="16"/>
+                <w:szCs w:val="16"/>
+              </w:rPr>
+            </w:pPr>
+            <w:r>
+              <w:rPr>
+                <w:rFonts w:hint="eastAsia"/>
+                <w:b/>
+                <w:bCs/>
+                <w:sz w:val="16"/>
+                <w:szCs w:val="16"/>
+              </w:rPr>
+              <w:t>UnitPrice7</w:t>
             </w:r>
           </w:p>
           <w:p>
             <w:pPr>
               <w:ind w:firstLineChars="98" w:firstLine="160"/>
-              <w:rPr>
-                <w:b/>
-                <w:bCs/>
-                <w:sz w:val="16"/>
-                <w:szCs w:val="16"/>
-              </w:rPr>
-            </w:pPr>
-            <w:r>
-              <w:rPr>
-                <w:rFonts w:hint="eastAsia"/>
-                <w:b/>
-                <w:bCs/>
-                <w:sz w:val="16"/>
-                <w:szCs w:val="16"/>
-              </w:rPr>
-              <w:t xml:space="preserve">UnitPrice8 </w:t>
+              <w:jc w:val="center"/>
+              <w:rPr>
+                <w:b/>
+                <w:bCs/>
+                <w:sz w:val="16"/>
+                <w:szCs w:val="16"/>
+              </w:rPr>
+            </w:pPr>
+            <w:r>
+              <w:rPr>
+                <w:rFonts w:hint="eastAsia"/>
+                <w:b/>
+                <w:bCs/>
+                <w:sz w:val="16"/>
+                <w:szCs w:val="16"/>
+              </w:rPr>
+              <w:t>UnitPrice8</w:t>
             </w:r>
           </w:p>
           <w:p>
             <w:pPr>
               <w:ind w:firstLineChars="98" w:firstLine="160"/>
-              <w:rPr>
-                <w:b/>
-                <w:bCs/>
-                <w:sz w:val="16"/>
-                <w:szCs w:val="16"/>
-              </w:rPr>
-            </w:pPr>
-            <w:r>
-              <w:rPr>
-                <w:rFonts w:hint="eastAsia"/>
-                <w:b/>
-                <w:bCs/>
-                <w:sz w:val="16"/>
-                <w:szCs w:val="16"/>
-              </w:rPr>
-              <w:t xml:space="preserve">UnitPrice9 </w:t>
+              <w:jc w:val="center"/>
+              <w:rPr>
+                <w:b/>
+                <w:bCs/>
+                <w:sz w:val="16"/>
+                <w:szCs w:val="16"/>
+              </w:rPr>
+            </w:pPr>
+            <w:r>
+              <w:rPr>
+                <w:rFonts w:hint="eastAsia"/>
+                <w:b/>
+                <w:bCs/>
+                <w:sz w:val="16"/>
+                <w:szCs w:val="16"/>
+              </w:rPr>
+              <w:t>UnitPrice9</w:t>
             </w:r>
           </w:p>
           <w:p>
             <w:pPr>
               <w:ind w:firstLineChars="98" w:firstLine="160"/>
-              <w:rPr>
-                <w:b/>
-                <w:bCs/>
-                <w:sz w:val="16"/>
-                <w:szCs w:val="16"/>
-              </w:rPr>
-            </w:pPr>
-            <w:r>
-              <w:rPr>
-                <w:rFonts w:hint="eastAsia"/>
-                <w:b/>
-                <w:bCs/>
-                <w:sz w:val="16"/>
-                <w:szCs w:val="16"/>
-              </w:rPr>
-              <w:t xml:space="preserve">UnitPrice10 </w:t>
+              <w:jc w:val="center"/>
+              <w:rPr>
+                <w:b/>
+                <w:bCs/>
+                <w:sz w:val="16"/>
+                <w:szCs w:val="16"/>
+              </w:rPr>
+            </w:pPr>
+            <w:r>
+              <w:rPr>
+                <w:rFonts w:hint="eastAsia"/>
+                <w:b/>
+                <w:bCs/>
+                <w:sz w:val="16"/>
+                <w:szCs w:val="16"/>
+              </w:rPr>
+              <w:t>UnitPrice10</w:t>
             </w:r>
           </w:p>
           <w:p>
             <w:pPr>
               <w:ind w:firstLineChars="98" w:firstLine="160"/>
+              <w:jc w:val="center"/>
               <w:rPr>
                 <w:b/>
                 <w:bCs/>
@@ -5033,6 +5074,7 @@
           <w:p>
             <w:pPr>
               <w:ind w:firstLineChars="98" w:firstLine="160"/>
+              <w:jc w:val="center"/>
               <w:rPr>
                 <w:b/>
                 <w:bCs/>
@@ -5054,6 +5096,7 @@
           <w:p>
             <w:pPr>
               <w:ind w:firstLineChars="98" w:firstLine="160"/>
+              <w:jc w:val="center"/>
               <w:rPr>
                 <w:b/>
                 <w:bCs/>
@@ -5075,6 +5118,7 @@
           <w:p>
             <w:pPr>
               <w:ind w:firstLineChars="98" w:firstLine="160"/>
+              <w:jc w:val="center"/>
               <w:rPr>
                 <w:b/>
                 <w:bCs/>
@@ -5096,6 +5140,7 @@
           <w:p>
             <w:pPr>
               <w:ind w:firstLineChars="98" w:firstLine="160"/>
+              <w:jc w:val="center"/>
               <w:rPr>
                 <w:b/>
                 <w:bCs/>
@@ -5117,6 +5162,7 @@
           <w:p>
             <w:pPr>
               <w:ind w:firstLineChars="98" w:firstLine="160"/>
+              <w:jc w:val="center"/>
               <w:rPr>
                 <w:b/>
                 <w:bCs/>
@@ -5138,6 +5184,7 @@
           <w:p>
             <w:pPr>
               <w:ind w:firstLineChars="98" w:firstLine="160"/>
+              <w:jc w:val="center"/>
               <w:rPr>
                 <w:b/>
                 <w:bCs/>
@@ -5159,6 +5206,7 @@
           <w:p>
             <w:pPr>
               <w:ind w:firstLineChars="98" w:firstLine="160"/>
+              <w:jc w:val="center"/>
               <w:rPr>
                 <w:b/>
                 <w:bCs/>
@@ -5180,6 +5228,7 @@
           <w:p>
             <w:pPr>
               <w:ind w:firstLineChars="98" w:firstLine="160"/>
+              <w:jc w:val="center"/>
               <w:rPr>
                 <w:b/>
                 <w:bCs/>
@@ -5201,6 +5250,7 @@
           <w:p>
             <w:pPr>
               <w:ind w:firstLineChars="98" w:firstLine="160"/>
+              <w:jc w:val="center"/>
               <w:rPr>
                 <w:b/>
                 <w:bCs/>
@@ -5222,6 +5272,7 @@
           <w:p>
             <w:pPr>
               <w:ind w:firstLineChars="98" w:firstLine="160"/>
+              <w:jc w:val="center"/>
               <w:rPr>
                 <w:b/>
                 <w:bCs/>
@@ -5243,6 +5294,7 @@
           <w:p>
             <w:pPr>
               <w:ind w:firstLineChars="98" w:firstLine="160"/>
+              <w:jc w:val="center"/>
               <w:rPr>
                 <w:b/>
                 <w:bCs/>
@@ -5264,6 +5316,7 @@
           <w:p>
             <w:pPr>
               <w:ind w:firstLineChars="98" w:firstLine="160"/>
+              <w:jc w:val="center"/>
               <w:rPr>
                 <w:b/>
                 <w:bCs/>
@@ -5285,6 +5338,7 @@
           <w:p>
             <w:pPr>
               <w:ind w:firstLineChars="98" w:firstLine="160"/>
+              <w:jc w:val="center"/>
               <w:rPr>
                 <w:b/>
                 <w:bCs/>
@@ -5306,6 +5360,7 @@
           <w:p>
             <w:pPr>
               <w:ind w:firstLineChars="98" w:firstLine="160"/>
+              <w:jc w:val="center"/>
               <w:rPr>
                 <w:b/>
                 <w:bCs/>
@@ -5327,6 +5382,7 @@
           <w:p>
             <w:pPr>
               <w:ind w:firstLineChars="98" w:firstLine="160"/>
+              <w:jc w:val="center"/>
               <w:rPr>
                 <w:b/>
                 <w:bCs/>
@@ -5348,6 +5404,7 @@
           <w:p>
             <w:pPr>
               <w:ind w:firstLineChars="98" w:firstLine="160"/>
+              <w:jc w:val="center"/>
               <w:rPr>
                 <w:b/>
                 <w:bCs/>
@@ -5369,6 +5426,7 @@
           <w:p>
             <w:pPr>
               <w:ind w:firstLineChars="98" w:firstLine="160"/>
+              <w:jc w:val="center"/>
               <w:rPr>
                 <w:b/>
                 <w:bCs/>
@@ -5390,6 +5448,7 @@
           <w:p>
             <w:pPr>
               <w:ind w:firstLineChars="98" w:firstLine="160"/>
+              <w:jc w:val="center"/>
               <w:rPr>
                 <w:b/>
                 <w:bCs/>
@@ -5411,6 +5470,7 @@
           <w:p>
             <w:pPr>
               <w:ind w:firstLineChars="98" w:firstLine="160"/>
+              <w:jc w:val="center"/>
               <w:rPr>
                 <w:b/>
                 <w:bCs/>
@@ -5442,6 +5502,7 @@
           <w:p>
             <w:pPr>
               <w:ind w:firstLineChars="98" w:firstLine="160"/>
+              <w:jc w:val="center"/>
               <w:rPr>
                 <w:b/>
                 <w:bCs/>
@@ -5463,6 +5524,7 @@
           <w:p>
             <w:pPr>
               <w:ind w:firstLineChars="98" w:firstLine="160"/>
+              <w:jc w:val="center"/>
               <w:rPr>
                 <w:b/>
                 <w:bCs/>
@@ -5484,6 +5546,7 @@
           <w:p>
             <w:pPr>
               <w:ind w:firstLineChars="98" w:firstLine="160"/>
+              <w:jc w:val="center"/>
               <w:rPr>
                 <w:b/>
                 <w:bCs/>
@@ -5505,6 +5568,7 @@
           <w:p>
             <w:pPr>
               <w:ind w:firstLineChars="98" w:firstLine="160"/>
+              <w:jc w:val="center"/>
               <w:rPr>
                 <w:b/>
                 <w:bCs/>
@@ -5526,6 +5590,7 @@
           <w:p>
             <w:pPr>
               <w:ind w:firstLineChars="98" w:firstLine="160"/>
+              <w:jc w:val="center"/>
               <w:rPr>
                 <w:b/>
                 <w:bCs/>
@@ -5547,6 +5612,7 @@
           <w:p>
             <w:pPr>
               <w:ind w:firstLineChars="98" w:firstLine="160"/>
+              <w:jc w:val="center"/>
               <w:rPr>
                 <w:b/>
                 <w:bCs/>
@@ -5568,6 +5634,7 @@
           <w:p>
             <w:pPr>
               <w:ind w:firstLineChars="98" w:firstLine="160"/>
+              <w:jc w:val="center"/>
               <w:rPr>
                 <w:b/>
                 <w:bCs/>
@@ -5589,6 +5656,7 @@
           <w:p>
             <w:pPr>
               <w:ind w:firstLineChars="98" w:firstLine="160"/>
+              <w:jc w:val="center"/>
               <w:rPr>
                 <w:b/>
                 <w:bCs/>
@@ -5610,6 +5678,7 @@
           <w:p>
             <w:pPr>
               <w:ind w:firstLineChars="98" w:firstLine="160"/>
+              <w:jc w:val="center"/>
               <w:rPr>
                 <w:b/>
                 <w:bCs/>
@@ -5631,6 +5700,7 @@
           <w:p>
             <w:pPr>
               <w:ind w:firstLineChars="98" w:firstLine="160"/>
+              <w:jc w:val="center"/>
               <w:rPr>
                 <w:b/>
                 <w:bCs/>
@@ -5652,6 +5722,7 @@
           <w:p>
             <w:pPr>
               <w:ind w:firstLineChars="98" w:firstLine="160"/>
+              <w:jc w:val="center"/>
               <w:rPr>
                 <w:b/>
                 <w:bCs/>
@@ -5673,6 +5744,7 @@
           <w:p>
             <w:pPr>
               <w:ind w:firstLineChars="98" w:firstLine="160"/>
+              <w:jc w:val="center"/>
               <w:rPr>
                 <w:b/>
                 <w:bCs/>
@@ -5694,6 +5766,7 @@
           <w:p>
             <w:pPr>
               <w:ind w:firstLineChars="98" w:firstLine="160"/>
+              <w:jc w:val="center"/>
               <w:rPr>
                 <w:b/>
                 <w:bCs/>
@@ -5715,6 +5788,7 @@
           <w:p>
             <w:pPr>
               <w:ind w:firstLineChars="98" w:firstLine="160"/>
+              <w:jc w:val="center"/>
               <w:rPr>
                 <w:b/>
                 <w:bCs/>
@@ -5736,6 +5810,7 @@
           <w:p>
             <w:pPr>
               <w:ind w:firstLineChars="98" w:firstLine="160"/>
+              <w:jc w:val="center"/>
               <w:rPr>
                 <w:b/>
                 <w:bCs/>
@@ -5757,6 +5832,7 @@
           <w:p>
             <w:pPr>
               <w:ind w:firstLineChars="98" w:firstLine="160"/>
+              <w:jc w:val="center"/>
               <w:rPr>
                 <w:b/>
                 <w:bCs/>
@@ -5778,6 +5854,7 @@
           <w:p>
             <w:pPr>
               <w:ind w:firstLineChars="98" w:firstLine="160"/>
+              <w:jc w:val="center"/>
               <w:rPr>
                 <w:b/>
                 <w:bCs/>
@@ -5799,6 +5876,7 @@
           <w:p>
             <w:pPr>
               <w:ind w:firstLineChars="98" w:firstLine="160"/>
+              <w:jc w:val="center"/>
               <w:rPr>
                 <w:b/>
                 <w:bCs/>
@@ -5820,6 +5898,7 @@
           <w:p>
             <w:pPr>
               <w:ind w:firstLineChars="98" w:firstLine="160"/>
+              <w:jc w:val="center"/>
               <w:rPr>
                 <w:b/>
                 <w:bCs/>
@@ -5841,6 +5920,7 @@
           <w:p>
             <w:pPr>
               <w:ind w:firstLineChars="98" w:firstLine="160"/>
+              <w:jc w:val="center"/>
               <w:rPr>
                 <w:b/>
                 <w:bCs/>
@@ -5862,6 +5942,7 @@
           <w:p>
             <w:pPr>
               <w:ind w:firstLineChars="98" w:firstLine="160"/>
+              <w:jc w:val="center"/>
               <w:rPr>
                 <w:b/>
                 <w:bCs/>
@@ -5883,6 +5964,7 @@
           <w:p>
             <w:pPr>
               <w:ind w:firstLineChars="98" w:firstLine="160"/>
+              <w:jc w:val="center"/>
               <w:rPr>
                 <w:b/>
                 <w:bCs/>
@@ -5904,6 +5986,7 @@
           <w:p>
             <w:pPr>
               <w:ind w:firstLineChars="98" w:firstLine="160"/>
+              <w:jc w:val="center"/>
               <w:rPr>
                 <w:b/>
                 <w:bCs/>
@@ -5925,6 +6008,7 @@
           <w:p>
             <w:pPr>
               <w:ind w:firstLineChars="98" w:firstLine="160"/>
+              <w:jc w:val="center"/>
               <w:rPr>
                 <w:b/>
                 <w:bCs/>
@@ -5946,6 +6030,7 @@
           <w:p>
             <w:pPr>
               <w:ind w:firstLineChars="98" w:firstLine="160"/>
+              <w:jc w:val="center"/>
               <w:rPr>
                 <w:b/>
                 <w:bCs/>
@@ -5967,6 +6052,7 @@
           <w:p>
             <w:pPr>
               <w:ind w:firstLineChars="98" w:firstLine="160"/>
+              <w:jc w:val="center"/>
               <w:rPr>
                 <w:b/>
                 <w:bCs/>
@@ -5988,6 +6074,7 @@
           <w:p>
             <w:pPr>
               <w:ind w:firstLineChars="98" w:firstLine="160"/>
+              <w:jc w:val="center"/>
               <w:rPr>
                 <w:b/>
                 <w:bCs/>
@@ -6009,6 +6096,7 @@
           <w:p>
             <w:pPr>
               <w:ind w:firstLineChars="98" w:firstLine="160"/>
+              <w:jc w:val="center"/>
               <w:rPr>
                 <w:b/>
                 <w:bCs/>
@@ -6030,6 +6118,7 @@
           <w:p>
             <w:pPr>
               <w:ind w:firstLineChars="98" w:firstLine="160"/>
+              <w:jc w:val="center"/>
               <w:rPr>
                 <w:b/>
                 <w:bCs/>
@@ -6051,6 +6140,7 @@
           <w:p>
             <w:pPr>
               <w:ind w:firstLineChars="98" w:firstLine="160"/>
+              <w:jc w:val="center"/>
               <w:rPr>
                 <w:b/>
                 <w:bCs/>
@@ -6085,6 +6175,326 @@
             <w:pPr>
               <w:ind w:firstLineChars="150" w:firstLine="245"/>
               <w:rPr>
+                <w:b/>
+                <w:bCs/>
+                <w:sz w:val="16"/>
+                <w:szCs w:val="16"/>
+              </w:rPr>
+            </w:pPr>
+          </w:p>
+          <w:p>
+            <w:pPr>
+              <w:ind w:firstLineChars="150" w:firstLine="245"/>
+              <w:rPr>
+                <w:b/>
+                <w:bCs/>
+                <w:sz w:val="16"/>
+                <w:szCs w:val="16"/>
+              </w:rPr>
+            </w:pPr>
+          </w:p>
+          <w:p>
+            <w:pPr>
+              <w:ind w:firstLineChars="150" w:firstLine="245"/>
+              <w:rPr>
+                <w:b/>
+                <w:bCs/>
+                <w:sz w:val="16"/>
+                <w:szCs w:val="16"/>
+              </w:rPr>
+            </w:pPr>
+          </w:p>
+          <w:p>
+            <w:pPr>
+              <w:ind w:firstLineChars="150" w:firstLine="245"/>
+              <w:rPr>
+                <w:b/>
+                <w:bCs/>
+                <w:sz w:val="16"/>
+                <w:szCs w:val="16"/>
+              </w:rPr>
+            </w:pPr>
+          </w:p>
+          <w:p>
+            <w:pPr>
+              <w:ind w:firstLineChars="150" w:firstLine="245"/>
+              <w:rPr>
+                <w:b/>
+                <w:bCs/>
+                <w:sz w:val="16"/>
+                <w:szCs w:val="16"/>
+              </w:rPr>
+            </w:pPr>
+          </w:p>
+          <w:p>
+            <w:pPr>
+              <w:ind w:firstLineChars="150" w:firstLine="245"/>
+              <w:rPr>
+                <w:b/>
+                <w:bCs/>
+                <w:sz w:val="16"/>
+                <w:szCs w:val="16"/>
+              </w:rPr>
+            </w:pPr>
+          </w:p>
+          <w:p>
+            <w:pPr>
+              <w:ind w:firstLineChars="150" w:firstLine="245"/>
+              <w:rPr>
+                <w:b/>
+                <w:bCs/>
+                <w:sz w:val="16"/>
+                <w:szCs w:val="16"/>
+              </w:rPr>
+            </w:pPr>
+          </w:p>
+          <w:p>
+            <w:pPr>
+              <w:ind w:firstLineChars="150" w:firstLine="245"/>
+              <w:rPr>
+                <w:b/>
+                <w:bCs/>
+                <w:sz w:val="16"/>
+                <w:szCs w:val="16"/>
+              </w:rPr>
+            </w:pPr>
+          </w:p>
+          <w:p>
+            <w:pPr>
+              <w:ind w:firstLineChars="150" w:firstLine="245"/>
+              <w:rPr>
+                <w:b/>
+                <w:bCs/>
+                <w:sz w:val="16"/>
+                <w:szCs w:val="16"/>
+              </w:rPr>
+            </w:pPr>
+          </w:p>
+          <w:p>
+            <w:pPr>
+              <w:ind w:firstLineChars="150" w:firstLine="245"/>
+              <w:rPr>
+                <w:b/>
+                <w:bCs/>
+                <w:sz w:val="16"/>
+                <w:szCs w:val="16"/>
+              </w:rPr>
+            </w:pPr>
+          </w:p>
+          <w:p>
+            <w:pPr>
+              <w:ind w:firstLineChars="150" w:firstLine="245"/>
+              <w:rPr>
+                <w:b/>
+                <w:bCs/>
+                <w:sz w:val="16"/>
+                <w:szCs w:val="16"/>
+              </w:rPr>
+            </w:pPr>
+          </w:p>
+          <w:p>
+            <w:pPr>
+              <w:ind w:firstLineChars="150" w:firstLine="245"/>
+              <w:rPr>
+                <w:b/>
+                <w:bCs/>
+                <w:sz w:val="16"/>
+                <w:szCs w:val="16"/>
+              </w:rPr>
+            </w:pPr>
+          </w:p>
+          <w:p>
+            <w:pPr>
+              <w:ind w:firstLineChars="150" w:firstLine="245"/>
+              <w:rPr>
+                <w:b/>
+                <w:bCs/>
+                <w:sz w:val="16"/>
+                <w:szCs w:val="16"/>
+              </w:rPr>
+            </w:pPr>
+          </w:p>
+          <w:p>
+            <w:pPr>
+              <w:ind w:firstLineChars="150" w:firstLine="245"/>
+              <w:rPr>
+                <w:b/>
+                <w:bCs/>
+                <w:sz w:val="16"/>
+                <w:szCs w:val="16"/>
+              </w:rPr>
+            </w:pPr>
+          </w:p>
+          <w:p>
+            <w:pPr>
+              <w:ind w:firstLineChars="150" w:firstLine="245"/>
+              <w:rPr>
+                <w:b/>
+                <w:bCs/>
+                <w:sz w:val="16"/>
+                <w:szCs w:val="16"/>
+              </w:rPr>
+            </w:pPr>
+          </w:p>
+          <w:p>
+            <w:pPr>
+              <w:ind w:firstLineChars="150" w:firstLine="245"/>
+              <w:rPr>
+                <w:b/>
+                <w:bCs/>
+                <w:sz w:val="16"/>
+                <w:szCs w:val="16"/>
+              </w:rPr>
+            </w:pPr>
+          </w:p>
+          <w:p>
+            <w:pPr>
+              <w:ind w:firstLineChars="150" w:firstLine="245"/>
+              <w:rPr>
+                <w:b/>
+                <w:bCs/>
+                <w:sz w:val="16"/>
+                <w:szCs w:val="16"/>
+              </w:rPr>
+            </w:pPr>
+          </w:p>
+          <w:p>
+            <w:pPr>
+              <w:ind w:firstLineChars="150" w:firstLine="245"/>
+              <w:rPr>
+                <w:b/>
+                <w:bCs/>
+                <w:sz w:val="16"/>
+                <w:szCs w:val="16"/>
+              </w:rPr>
+            </w:pPr>
+          </w:p>
+          <w:p>
+            <w:pPr>
+              <w:ind w:firstLineChars="150" w:firstLine="245"/>
+              <w:rPr>
+                <w:b/>
+                <w:bCs/>
+                <w:sz w:val="16"/>
+                <w:szCs w:val="16"/>
+              </w:rPr>
+            </w:pPr>
+          </w:p>
+          <w:p>
+            <w:pPr>
+              <w:ind w:firstLineChars="150" w:firstLine="245"/>
+              <w:rPr>
+                <w:b/>
+                <w:bCs/>
+                <w:sz w:val="16"/>
+                <w:szCs w:val="16"/>
+              </w:rPr>
+            </w:pPr>
+          </w:p>
+          <w:p>
+            <w:pPr>
+              <w:ind w:firstLineChars="150" w:firstLine="245"/>
+              <w:rPr>
+                <w:b/>
+                <w:bCs/>
+                <w:sz w:val="16"/>
+                <w:szCs w:val="16"/>
+              </w:rPr>
+            </w:pPr>
+          </w:p>
+          <w:p>
+            <w:pPr>
+              <w:ind w:firstLineChars="150" w:firstLine="245"/>
+              <w:rPr>
+                <w:b/>
+                <w:bCs/>
+                <w:sz w:val="16"/>
+                <w:szCs w:val="16"/>
+              </w:rPr>
+            </w:pPr>
+          </w:p>
+          <w:p>
+            <w:pPr>
+              <w:ind w:firstLineChars="150" w:firstLine="245"/>
+              <w:rPr>
+                <w:b/>
+                <w:bCs/>
+                <w:sz w:val="16"/>
+                <w:szCs w:val="16"/>
+              </w:rPr>
+            </w:pPr>
+          </w:p>
+          <w:p>
+            <w:pPr>
+              <w:ind w:firstLineChars="150" w:firstLine="245"/>
+              <w:rPr>
+                <w:b/>
+                <w:bCs/>
+                <w:sz w:val="16"/>
+                <w:szCs w:val="16"/>
+              </w:rPr>
+            </w:pPr>
+          </w:p>
+          <w:p>
+            <w:pPr>
+              <w:ind w:firstLineChars="150" w:firstLine="245"/>
+              <w:rPr>
+                <w:b/>
+                <w:bCs/>
+                <w:sz w:val="16"/>
+                <w:szCs w:val="16"/>
+              </w:rPr>
+            </w:pPr>
+          </w:p>
+          <w:p>
+            <w:pPr>
+              <w:ind w:firstLineChars="150" w:firstLine="245"/>
+              <w:rPr>
+                <w:b/>
+                <w:bCs/>
+                <w:sz w:val="16"/>
+                <w:szCs w:val="16"/>
+              </w:rPr>
+            </w:pPr>
+          </w:p>
+          <w:p>
+            <w:pPr>
+              <w:ind w:firstLineChars="150" w:firstLine="245"/>
+              <w:rPr>
+                <w:b/>
+                <w:bCs/>
+                <w:sz w:val="16"/>
+                <w:szCs w:val="16"/>
+              </w:rPr>
+            </w:pPr>
+          </w:p>
+          <w:p>
+            <w:pPr>
+              <w:ind w:firstLineChars="150" w:firstLine="245"/>
+              <w:rPr>
+                <w:b/>
+                <w:bCs/>
+                <w:sz w:val="16"/>
+                <w:szCs w:val="16"/>
+              </w:rPr>
+            </w:pPr>
+          </w:p>
+          <w:p>
+            <w:pPr>
+              <w:ind w:firstLineChars="150" w:firstLine="245"/>
+              <w:rPr>
+                <w:b/>
+                <w:bCs/>
+                <w:sz w:val="16"/>
+                <w:szCs w:val="16"/>
+              </w:rPr>
+            </w:pPr>
+          </w:p>
+          <w:p>
+            <w:pPr>
+              <w:ind w:firstLineChars="150" w:firstLine="245"/>
+              <w:rPr>
+                <w:rFonts w:hint="eastAsia"/>
                 <w:b/>
                 <w:bCs/>
                 <w:sz w:val="16"/>
